--- a/ActivosFijos/wwwroot/plantillas/Plantilla Acta Resp. Material UTH.docx
+++ b/ActivosFijos/wwwroot/plantillas/Plantilla Acta Resp. Material UTH.docx
@@ -53,14 +53,6 @@
         </w:rPr>
         <w:t>ACTA DE RESPONSABILIDAD MATERIAL UTILES Y HERRAMIENTAS</w:t>
       </w:r>
-      <w:r>
-        <w:rPr>
-          <w:rFonts w:ascii="Arial" w:hAnsi="Arial" w:cs="Arial"/>
-          <w:b/>
-          <w:u w:val="single"/>
-        </w:rPr>
-        <w:t xml:space="preserve"> POR AREA</w:t>
-      </w:r>
     </w:p>
     <w:p>
       <w:pPr>
@@ -276,7 +268,7 @@
           <w:sz w:val="18"/>
           <w:szCs w:val="18"/>
         </w:rPr>
-        <w:t xml:space="preserve">l  </w:t>
+        <w:t xml:space="preserve">  </w:t>
       </w:r>
       <w:bookmarkStart w:id="4" w:name="MES"/>
       <w:bookmarkEnd w:id="4"/>
@@ -333,12 +325,12 @@
           <w:rFonts w:ascii="Arial" w:hAnsi="Arial" w:cs="Arial"/>
           <w:sz w:val="18"/>
           <w:szCs w:val="18"/>
-          <w:u w:val="single"/>
-        </w:rPr>
-      </w:pPr>
-    </w:p>
-    <w:p>
-      <w:pPr>
+        </w:rPr>
+      </w:pPr>
+    </w:p>
+    <w:p>
+      <w:pPr>
+        <w:ind w:firstLine="708"/>
         <w:jc w:val="both"/>
         <w:rPr>
           <w:rFonts w:ascii="Arial" w:hAnsi="Arial" w:cs="Arial"/>
@@ -360,35 +352,57 @@
           <w:sz w:val="18"/>
           <w:szCs w:val="18"/>
         </w:rPr>
-        <w:t>Contabilidad</w:t>
+        <w:t>Contabilida</w:t>
+      </w:r>
+      <w:r>
+        <w:rPr>
+          <w:rFonts w:ascii="Arial" w:hAnsi="Arial" w:cs="Arial"/>
+          <w:sz w:val="18"/>
+          <w:szCs w:val="18"/>
+        </w:rPr>
+        <w:t>d</w:t>
+      </w:r>
+      <w:r>
+        <w:rPr>
+          <w:rFonts w:ascii="Arial" w:hAnsi="Arial" w:cs="Arial"/>
+          <w:sz w:val="18"/>
+          <w:szCs w:val="18"/>
+        </w:rPr>
+        <w:t xml:space="preserve">                                            Firma Responsable del Ár</w:t>
+      </w:r>
+      <w:r>
+        <w:rPr>
+          <w:rFonts w:ascii="Arial" w:hAnsi="Arial" w:cs="Arial"/>
+          <w:sz w:val="18"/>
+          <w:szCs w:val="18"/>
+        </w:rPr>
+        <w:t>ea</w:t>
+      </w:r>
+    </w:p>
+    <w:p>
+      <w:pPr>
+        <w:jc w:val="both"/>
+        <w:rPr>
+          <w:sz w:val="24"/>
+          <w:szCs w:val="24"/>
+        </w:rPr>
+      </w:pPr>
+      <w:r>
+        <w:rPr>
+          <w:sz w:val="24"/>
+          <w:szCs w:val="24"/>
+        </w:rPr>
+        <w:tab/>
       </w:r>
       <w:bookmarkStart w:id="6" w:name="FIRMACONTABILIDAD"/>
       <w:bookmarkEnd w:id="6"/>
       <w:r>
         <w:rPr>
-          <w:rFonts w:ascii="Arial" w:hAnsi="Arial" w:cs="Arial"/>
-          <w:sz w:val="18"/>
-          <w:szCs w:val="18"/>
-        </w:rPr>
-        <w:t xml:space="preserve">                                             Firma Responsable del Ár</w:t>
-      </w:r>
-      <w:r>
-        <w:rPr>
-          <w:rFonts w:ascii="Arial" w:hAnsi="Arial" w:cs="Arial"/>
-          <w:sz w:val="18"/>
-          <w:szCs w:val="18"/>
-        </w:rPr>
-        <w:t>ea</w:t>
-      </w:r>
-    </w:p>
-    <w:p>
-      <w:pPr>
-        <w:jc w:val="both"/>
-        <w:rPr>
           <w:sz w:val="24"/>
           <w:szCs w:val="24"/>
         </w:rPr>
-      </w:pPr>
+        <w:tab/>
+      </w:r>
       <w:r>
         <w:rPr>
           <w:sz w:val="24"/>
@@ -422,22 +436,7 @@
           <w:sz w:val="24"/>
           <w:szCs w:val="24"/>
         </w:rPr>
-        <w:tab/>
-      </w:r>
-      <w:r>
-        <w:rPr>
-          <w:sz w:val="24"/>
-          <w:szCs w:val="24"/>
-        </w:rPr>
-        <w:tab/>
-      </w:r>
-      <w:r>
-        <w:rPr>
-          <w:sz w:val="24"/>
-          <w:szCs w:val="24"/>
-        </w:rPr>
-        <w:tab/>
-        <w:t xml:space="preserve">      </w:t>
+        <w:t xml:space="preserve"> </w:t>
       </w:r>
       <w:bookmarkStart w:id="7" w:name="FIRMARESPONSABLEAREA"/>
       <w:bookmarkEnd w:id="7"/>
